--- a/output/第10期計画_介護高齢者福祉サービスガイド_構成案.docx
+++ b/output/第10期計画_介護高齢者福祉サービスガイド_構成案.docx
@@ -2452,7 +2452,7 @@
           <w:color w:val="595959"/>
           <w:sz w:val="17"/>
         </w:rPr>
-        <w:t>【編集メモ】第10期の保険料基準額と所得段階は算定中です。確定後に、段階別の対象要件・基準額割合・年額保険料の表を入れます。受託者の暫定算定では月額6,755円ですが、確定値ではありません。</w:t>
+        <w:t>【編集メモ】第10期の保険料基準額と所得段階は算定中です。確定後に、段階別の対象要件・基準額割合・年額保険料の表を入れます。受託者の暫定算定では月額6,740円ですが、確定値ではありません。</w:t>
       </w:r>
     </w:p>
     <w:p>
